--- a/clients/arcars/reports/drafts-2026-10-13/avto-iz-kitaya-pod-zakaz-novye.docx
+++ b/clients/arcars/reports/drafts-2026-10-13/avto-iz-kitaya-pod-zakaz-novye.docx
@@ -23,7 +23,7 @@
         <w:rPr>
           <w:i/>
         </w:rPr>
-        <w:t xml:space="preserve"> Объём: около 1418 слов.</w:t>
+        <w:t xml:space="preserve"> Объём: около 1439 слов.</w:t>
       </w:r>
     </w:p>
     <w:p>
@@ -42,11 +42,11 @@
         <w:rPr>
           <w:b/>
         </w:rPr>
-        <w:t>Эта статья уже висит на сайте</w:t>
+        <w:t>Эта статья уже висит на сайте с 29 сентября</w:t>
       </w:r>
       <w:r>
         <w:rPr/>
-        <w:t xml:space="preserve"> с 29 сентября — её не согласовывали. Если что-то неверно, поправим сразу.</w:t>
+        <w:t xml:space="preserve"> — её не согласовывали. Обновлённую версию выложим после вашего ок.</w:t>
       </w:r>
     </w:p>
     <w:p>
@@ -57,11 +57,11 @@
         <w:rPr>
           <w:b/>
         </w:rPr>
-        <w:t>9 заглушек «уточнить у поставщика»</w:t>
+        <w:t>Обновлено 15.10 по вашему каналу:</w:t>
       </w:r>
       <w:r>
         <w:rPr/>
-        <w:t xml:space="preserve"> в таблицах цен (6 брендов) и сроков доставки (3 способа). Нужны ваши цифры: цена «под ключ» от … ₽ по моделям и срок по каждому способу — или уберём колонки.</w:t>
+        <w:t xml:space="preserve"> убрали все 9 заглушек «уточнить у поставщика», переписали от лица ARCars: проверенные юрлица за рубежом, фиксированная комиссия, депозит 10%, таможню клиент платит сам.</w:t>
       </w:r>
     </w:p>
     <w:p>
@@ -72,11 +72,26 @@
         <w:rPr>
           <w:b/>
         </w:rPr>
-        <w:t>Текст написан со стороны:</w:t>
+        <w:t>Комиссия для новых машин</w:t>
       </w:r>
       <w:r>
         <w:rPr/>
-        <w:t xml:space="preserve"> «мы не проверяли надёжность конкретных посредников», «уточнить у поставщика». Но посредник здесь — вы. Перепишем от лица ARCars: как работаете вы.</w:t>
+        <w:t xml:space="preserve"> по вашей правке индивидуальная, ступени из текста убрали. Можно ли назвать хотя бы «от … ₽»?</w:t>
+      </w:r>
+    </w:p>
+    <w:p>
+      <w:pPr>
+        <w:pStyle w:val="ListBullet"/>
+      </w:pPr>
+      <w:r>
+        <w:rPr>
+          <w:b/>
+        </w:rPr>
+        <w:t>Цены по моделям.</w:t>
+      </w:r>
+      <w:r>
+        <w:rPr/>
+        <w:t xml:space="preserve"> Хотите таблицу «от … ₽ под ключ» по Geely, BYD, Changan, Chery, Haval, Exeed? Дайте ориентиры — вернём колонку.</w:t>
       </w:r>
     </w:p>
     <w:p>
@@ -102,11 +117,11 @@
         <w:rPr>
           <w:b/>
         </w:rPr>
-        <w:t>Гарантия.</w:t>
+        <w:t>Гарантия после выдачи.</w:t>
       </w:r>
       <w:r>
         <w:rPr/>
-        <w:t xml:space="preserve"> Даёте ли вы свою гарантию или сопровождение после выдачи? Если да — допишем, это сильный аргумент.</w:t>
+        <w:t xml:space="preserve"> Даёте ли вы свою гарантию или сопровождение? Если да — допишем.</w:t>
       </w:r>
     </w:p>
     <w:p/>
@@ -274,15 +289,14 @@
         <w:tblLook w:firstColumn="1" w:firstRow="1" w:lastColumn="0" w:lastRow="0" w:noHBand="0" w:noVBand="1" w:val="04A0"/>
       </w:tblPr>
       <w:tblGrid>
-        <w:gridCol w:w="2436"/>
-        <w:gridCol w:w="2436"/>
-        <w:gridCol w:w="2436"/>
-        <w:gridCol w:w="2436"/>
+        <w:gridCol w:w="3249"/>
+        <w:gridCol w:w="3249"/>
+        <w:gridCol w:w="3249"/>
       </w:tblGrid>
       <w:tr>
         <w:tc>
           <w:tcPr>
-            <w:tcW w:type="dxa" w:w="2436"/>
+            <w:tcW w:type="dxa" w:w="3249"/>
             <w:shd w:val="clear" w:color="auto" w:fill="F2F2F2"/>
           </w:tcPr>
           <w:p>
@@ -297,7 +311,7 @@
         </w:tc>
         <w:tc>
           <w:tcPr>
-            <w:tcW w:type="dxa" w:w="2436"/>
+            <w:tcW w:type="dxa" w:w="3249"/>
             <w:shd w:val="clear" w:color="auto" w:fill="F2F2F2"/>
           </w:tcPr>
           <w:p>
@@ -312,7 +326,7 @@
         </w:tc>
         <w:tc>
           <w:tcPr>
-            <w:tcW w:type="dxa" w:w="2436"/>
+            <w:tcW w:type="dxa" w:w="3249"/>
             <w:shd w:val="clear" w:color="auto" w:fill="F2F2F2"/>
           </w:tcPr>
           <w:p>
@@ -325,26 +339,11 @@
             </w:r>
           </w:p>
         </w:tc>
-        <w:tc>
-          <w:tcPr>
-            <w:tcW w:type="dxa" w:w="2436"/>
-            <w:shd w:val="clear" w:color="auto" w:fill="F2F2F2"/>
-          </w:tcPr>
-          <w:p>
-            <w:r/>
-            <w:r>
-              <w:rPr>
-                <w:b/>
-              </w:rPr>
-              <w:t>Цена под ключ в РФ</w:t>
-            </w:r>
-          </w:p>
-        </w:tc>
       </w:tr>
       <w:tr>
         <w:tc>
           <w:tcPr>
-            <w:tcW w:type="dxa" w:w="2436"/>
+            <w:tcW w:type="dxa" w:w="3249"/>
           </w:tcPr>
           <w:p>
             <w:r/>
@@ -356,7 +355,7 @@
         </w:tc>
         <w:tc>
           <w:tcPr>
-            <w:tcW w:type="dxa" w:w="2436"/>
+            <w:tcW w:type="dxa" w:w="3249"/>
           </w:tcPr>
           <w:p>
             <w:r/>
@@ -368,7 +367,7 @@
         </w:tc>
         <w:tc>
           <w:tcPr>
-            <w:tcW w:type="dxa" w:w="2436"/>
+            <w:tcW w:type="dxa" w:w="3249"/>
           </w:tcPr>
           <w:p>
             <w:r/>
@@ -378,23 +377,11 @@
             </w:r>
           </w:p>
         </w:tc>
-        <w:tc>
-          <w:tcPr>
-            <w:tcW w:type="dxa" w:w="2436"/>
-          </w:tcPr>
-          <w:p>
-            <w:r/>
-            <w:r>
-              <w:rPr/>
-              <w:t>уточнить у поставщика</w:t>
-            </w:r>
-          </w:p>
-        </w:tc>
       </w:tr>
       <w:tr>
         <w:tc>
           <w:tcPr>
-            <w:tcW w:type="dxa" w:w="2436"/>
+            <w:tcW w:type="dxa" w:w="3249"/>
           </w:tcPr>
           <w:p>
             <w:r/>
@@ -406,7 +393,7 @@
         </w:tc>
         <w:tc>
           <w:tcPr>
-            <w:tcW w:type="dxa" w:w="2436"/>
+            <w:tcW w:type="dxa" w:w="3249"/>
           </w:tcPr>
           <w:p>
             <w:r/>
@@ -418,7 +405,7 @@
         </w:tc>
         <w:tc>
           <w:tcPr>
-            <w:tcW w:type="dxa" w:w="2436"/>
+            <w:tcW w:type="dxa" w:w="3249"/>
           </w:tcPr>
           <w:p>
             <w:r/>
@@ -428,23 +415,11 @@
             </w:r>
           </w:p>
         </w:tc>
-        <w:tc>
-          <w:tcPr>
-            <w:tcW w:type="dxa" w:w="2436"/>
-          </w:tcPr>
-          <w:p>
-            <w:r/>
-            <w:r>
-              <w:rPr/>
-              <w:t>уточнить у поставщика</w:t>
-            </w:r>
-          </w:p>
-        </w:tc>
       </w:tr>
       <w:tr>
         <w:tc>
           <w:tcPr>
-            <w:tcW w:type="dxa" w:w="2436"/>
+            <w:tcW w:type="dxa" w:w="3249"/>
           </w:tcPr>
           <w:p>
             <w:r/>
@@ -456,7 +431,7 @@
         </w:tc>
         <w:tc>
           <w:tcPr>
-            <w:tcW w:type="dxa" w:w="2436"/>
+            <w:tcW w:type="dxa" w:w="3249"/>
           </w:tcPr>
           <w:p>
             <w:r/>
@@ -468,7 +443,7 @@
         </w:tc>
         <w:tc>
           <w:tcPr>
-            <w:tcW w:type="dxa" w:w="2436"/>
+            <w:tcW w:type="dxa" w:w="3249"/>
           </w:tcPr>
           <w:p>
             <w:r/>
@@ -478,23 +453,11 @@
             </w:r>
           </w:p>
         </w:tc>
-        <w:tc>
-          <w:tcPr>
-            <w:tcW w:type="dxa" w:w="2436"/>
-          </w:tcPr>
-          <w:p>
-            <w:r/>
-            <w:r>
-              <w:rPr/>
-              <w:t>уточнить у поставщика</w:t>
-            </w:r>
-          </w:p>
-        </w:tc>
       </w:tr>
       <w:tr>
         <w:tc>
           <w:tcPr>
-            <w:tcW w:type="dxa" w:w="2436"/>
+            <w:tcW w:type="dxa" w:w="3249"/>
           </w:tcPr>
           <w:p>
             <w:r/>
@@ -506,7 +469,7 @@
         </w:tc>
         <w:tc>
           <w:tcPr>
-            <w:tcW w:type="dxa" w:w="2436"/>
+            <w:tcW w:type="dxa" w:w="3249"/>
           </w:tcPr>
           <w:p>
             <w:r/>
@@ -518,7 +481,7 @@
         </w:tc>
         <w:tc>
           <w:tcPr>
-            <w:tcW w:type="dxa" w:w="2436"/>
+            <w:tcW w:type="dxa" w:w="3249"/>
           </w:tcPr>
           <w:p>
             <w:r/>
@@ -528,23 +491,11 @@
             </w:r>
           </w:p>
         </w:tc>
-        <w:tc>
-          <w:tcPr>
-            <w:tcW w:type="dxa" w:w="2436"/>
-          </w:tcPr>
-          <w:p>
-            <w:r/>
-            <w:r>
-              <w:rPr/>
-              <w:t>уточнить у поставщика</w:t>
-            </w:r>
-          </w:p>
-        </w:tc>
       </w:tr>
       <w:tr>
         <w:tc>
           <w:tcPr>
-            <w:tcW w:type="dxa" w:w="2436"/>
+            <w:tcW w:type="dxa" w:w="3249"/>
           </w:tcPr>
           <w:p>
             <w:r/>
@@ -556,7 +507,7 @@
         </w:tc>
         <w:tc>
           <w:tcPr>
-            <w:tcW w:type="dxa" w:w="2436"/>
+            <w:tcW w:type="dxa" w:w="3249"/>
           </w:tcPr>
           <w:p>
             <w:r/>
@@ -568,7 +519,7 @@
         </w:tc>
         <w:tc>
           <w:tcPr>
-            <w:tcW w:type="dxa" w:w="2436"/>
+            <w:tcW w:type="dxa" w:w="3249"/>
           </w:tcPr>
           <w:p>
             <w:r/>
@@ -578,23 +529,11 @@
             </w:r>
           </w:p>
         </w:tc>
-        <w:tc>
-          <w:tcPr>
-            <w:tcW w:type="dxa" w:w="2436"/>
-          </w:tcPr>
-          <w:p>
-            <w:r/>
-            <w:r>
-              <w:rPr/>
-              <w:t>уточнить у поставщика</w:t>
-            </w:r>
-          </w:p>
-        </w:tc>
       </w:tr>
       <w:tr>
         <w:tc>
           <w:tcPr>
-            <w:tcW w:type="dxa" w:w="2436"/>
+            <w:tcW w:type="dxa" w:w="3249"/>
           </w:tcPr>
           <w:p>
             <w:r/>
@@ -606,7 +545,7 @@
         </w:tc>
         <w:tc>
           <w:tcPr>
-            <w:tcW w:type="dxa" w:w="2436"/>
+            <w:tcW w:type="dxa" w:w="3249"/>
           </w:tcPr>
           <w:p>
             <w:r/>
@@ -618,7 +557,7 @@
         </w:tc>
         <w:tc>
           <w:tcPr>
-            <w:tcW w:type="dxa" w:w="2436"/>
+            <w:tcW w:type="dxa" w:w="3249"/>
           </w:tcPr>
           <w:p>
             <w:r/>
@@ -628,25 +567,13 @@
             </w:r>
           </w:p>
         </w:tc>
-        <w:tc>
-          <w:tcPr>
-            <w:tcW w:type="dxa" w:w="2436"/>
-          </w:tcPr>
-          <w:p>
-            <w:r/>
-            <w:r>
-              <w:rPr/>
-              <w:t>уточнить у поставщика</w:t>
-            </w:r>
-          </w:p>
-        </w:tc>
       </w:tr>
     </w:tbl>
     <w:p/>
     <w:p>
       <w:r>
         <w:rPr/>
-        <w:t>Цена под ключ зависит от курса юаня на дату отгрузки, комплектации и способа доставки. Точную сумму даст только свежий расчёт от конкретного поставщика. Ориентируйтесь на разбивку ниже, а не на цифру «от» в рекламе.</w:t>
+        <w:t>Цена под ключ зависит от курса юаня на дату отгрузки, комплектации и способа доставки. Поэтому мы считаем её под конкретную машину и сначала формируем предварительный бюджет. Ориентируйтесь на разбивку ниже, а не на цифру «от» в рекламе.</w:t>
       </w:r>
     </w:p>
     <w:p>
@@ -703,7 +630,7 @@
     <w:p>
       <w:r>
         <w:rPr/>
-        <w:t>Сроки и надёжность конкретных посредников мы не проверяли: у каждой компании свой парк логистики и свои поставщики в Китае. Это стоит уточнить у выбранного поставщика и сверить его расчёт с цифрами из статьи.</w:t>
+        <w:t>Сами мы работаем так. За рубежом — только с проверенными юрлицами. Комиссия фиксированная и прописана в договоре, для новых машин её считаем индивидуально. Других «дополнительных» платежей нет, а экономия на торге с продавцом или на курсе остаётся вам. Таможенные платежи и льготный утильсбор вы оплачиваете сами в банке, поэтому каждую сумму видите напрямую.</w:t>
       </w:r>
     </w:p>
     <w:p>
@@ -1136,14 +1063,13 @@
         <w:tblLook w:firstColumn="1" w:firstRow="1" w:lastColumn="0" w:lastRow="0" w:noHBand="0" w:noVBand="1" w:val="04A0"/>
       </w:tblPr>
       <w:tblGrid>
-        <w:gridCol w:w="3249"/>
-        <w:gridCol w:w="3249"/>
-        <w:gridCol w:w="3249"/>
+        <w:gridCol w:w="4873"/>
+        <w:gridCol w:w="4873"/>
       </w:tblGrid>
       <w:tr>
         <w:tc>
           <w:tcPr>
-            <w:tcW w:type="dxa" w:w="3249"/>
+            <w:tcW w:type="dxa" w:w="4873"/>
             <w:shd w:val="clear" w:color="auto" w:fill="F2F2F2"/>
           </w:tcPr>
           <w:p>
@@ -1158,22 +1084,7 @@
         </w:tc>
         <w:tc>
           <w:tcPr>
-            <w:tcW w:type="dxa" w:w="3249"/>
-            <w:shd w:val="clear" w:color="auto" w:fill="F2F2F2"/>
-          </w:tcPr>
-          <w:p>
-            <w:r/>
-            <w:r>
-              <w:rPr>
-                <w:b/>
-              </w:rPr>
-              <w:t>Срок</w:t>
-            </w:r>
-          </w:p>
-        </w:tc>
-        <w:tc>
-          <w:tcPr>
-            <w:tcW w:type="dxa" w:w="3249"/>
+            <w:tcW w:type="dxa" w:w="4873"/>
             <w:shd w:val="clear" w:color="auto" w:fill="F2F2F2"/>
           </w:tcPr>
           <w:p>
@@ -1190,7 +1101,7 @@
       <w:tr>
         <w:tc>
           <w:tcPr>
-            <w:tcW w:type="dxa" w:w="3249"/>
+            <w:tcW w:type="dxa" w:w="4873"/>
           </w:tcPr>
           <w:p>
             <w:r/>
@@ -1202,19 +1113,7 @@
         </w:tc>
         <w:tc>
           <w:tcPr>
-            <w:tcW w:type="dxa" w:w="3249"/>
-          </w:tcPr>
-          <w:p>
-            <w:r/>
-            <w:r>
-              <w:rPr/>
-              <w:t>уточнить у поставщика</w:t>
-            </w:r>
-          </w:p>
-        </w:tc>
-        <w:tc>
-          <w:tcPr>
-            <w:tcW w:type="dxa" w:w="3249"/>
+            <w:tcW w:type="dxa" w:w="4873"/>
           </w:tcPr>
           <w:p>
             <w:r/>
@@ -1228,7 +1127,7 @@
       <w:tr>
         <w:tc>
           <w:tcPr>
-            <w:tcW w:type="dxa" w:w="3249"/>
+            <w:tcW w:type="dxa" w:w="4873"/>
           </w:tcPr>
           <w:p>
             <w:r/>
@@ -1240,19 +1139,7 @@
         </w:tc>
         <w:tc>
           <w:tcPr>
-            <w:tcW w:type="dxa" w:w="3249"/>
-          </w:tcPr>
-          <w:p>
-            <w:r/>
-            <w:r>
-              <w:rPr/>
-              <w:t>уточнить у поставщика</w:t>
-            </w:r>
-          </w:p>
-        </w:tc>
-        <w:tc>
-          <w:tcPr>
-            <w:tcW w:type="dxa" w:w="3249"/>
+            <w:tcW w:type="dxa" w:w="4873"/>
           </w:tcPr>
           <w:p>
             <w:r/>
@@ -1266,7 +1153,7 @@
       <w:tr>
         <w:tc>
           <w:tcPr>
-            <w:tcW w:type="dxa" w:w="3249"/>
+            <w:tcW w:type="dxa" w:w="4873"/>
           </w:tcPr>
           <w:p>
             <w:r/>
@@ -1278,19 +1165,7 @@
         </w:tc>
         <w:tc>
           <w:tcPr>
-            <w:tcW w:type="dxa" w:w="3249"/>
-          </w:tcPr>
-          <w:p>
-            <w:r/>
-            <w:r>
-              <w:rPr/>
-              <w:t>уточнить у поставщика</w:t>
-            </w:r>
-          </w:p>
-        </w:tc>
-        <w:tc>
-          <w:tcPr>
-            <w:tcW w:type="dxa" w:w="3249"/>
+            <w:tcW w:type="dxa" w:w="4873"/>
           </w:tcPr>
           <w:p>
             <w:r/>
@@ -1387,7 +1262,7 @@
     <w:p>
       <w:r>
         <w:rPr/>
-        <w:t>Растаможку и документы мы разобрали выше. Здесь важно одно: не пропускать шаги и просить у поставщика письменное подтверждение каждого этапа.</w:t>
+        <w:t>У нас предоплата — депозит 10% от цены договора. Остальное вы платите по мере движения машины: инвойс продавца, когда машина выбрана, таможенные платежи, когда она на границе, лабораторию и оформление документов после таможни. Растаможку и документы мы разобрали выше. Здесь важно одно: не пропускать шаги и просить письменное подтверждение каждого этапа.</w:t>
       </w:r>
     </w:p>
     <w:p>
